--- a/docs/testes/Relatorio_de_Testes_com_Usuario.docx
+++ b/docs/testes/Relatorio_de_Testes_com_Usuario.docx
@@ -1012,7 +1012,7 @@
               <w:rPr>
                 <w:lang w:val="pt-BR"/>
               </w:rPr>
-              <w:t xml:space="preserve">Início &gt; Entre &gt; </w:t>
+              <w:t xml:space="preserve">Entre &gt; </w:t>
             </w:r>
             <w:proofErr w:type="gramStart"/>
             <w:r>
@@ -1251,7 +1251,19 @@
               <w:rPr>
                 <w:lang w:val="pt-BR"/>
               </w:rPr>
-              <w:t>Catálogo &gt; usar busca ou filtro &gt; Detalhes ou Adicionar &gt; Carrinho &gt; alterar quantidade ou remover item se necessário.</w:t>
+              <w:t>Catálogo &gt; usar busca ou filtro &gt; Detalhes ou Adicionar &gt; Carrinho &gt; alterar quantidade ou remover item se necessário</w:t>
+            </w:r>
+            <w:r>
+              <w:rPr>
+                <w:lang w:val="pt-BR"/>
+              </w:rPr>
+              <w:t xml:space="preserve"> &gt; Avançar</w:t>
+            </w:r>
+            <w:r>
+              <w:rPr>
+                <w:lang w:val="pt-BR"/>
+              </w:rPr>
+              <w:t>.</w:t>
             </w:r>
           </w:p>
         </w:tc>
@@ -1476,7 +1488,19 @@
               <w:rPr>
                 <w:lang w:val="pt-BR"/>
               </w:rPr>
-              <w:t>Encomenda &gt; selecionar formato, tamanho, recheio e cobertura &gt; preencher mensagem/observações &gt; adicionar ao carrinho &gt; Avançar &gt; entrega/retirada.</w:t>
+              <w:t>Encomenda &gt; selecionar formato, tamanho, recheio e cobertura &gt; preencher mensagem/observações &gt; adicionar ao carrinho &gt; Avançar &gt; entrega/retirada</w:t>
+            </w:r>
+            <w:r>
+              <w:rPr>
+                <w:lang w:val="pt-BR"/>
+              </w:rPr>
+              <w:t xml:space="preserve"> &gt; Continuar para pagamento</w:t>
+            </w:r>
+            <w:r>
+              <w:rPr>
+                <w:lang w:val="pt-BR"/>
+              </w:rPr>
+              <w:t>.</w:t>
             </w:r>
           </w:p>
         </w:tc>
@@ -2216,7 +2240,49 @@
               <w:rPr>
                 <w:lang w:val="pt-BR"/>
               </w:rPr>
-              <w:t>Gerente &gt; consultar métricas &gt; Estoque para verificar insumos críticos &gt; Pedidos para alterar status.</w:t>
+              <w:t xml:space="preserve">Gerente &gt; consultar métricas &gt; Estoque </w:t>
+            </w:r>
+            <w:r>
+              <w:rPr>
+                <w:lang w:val="pt-BR"/>
+              </w:rPr>
+              <w:t>&gt;</w:t>
+            </w:r>
+            <w:r>
+              <w:rPr>
+                <w:lang w:val="pt-BR"/>
+              </w:rPr>
+              <w:t xml:space="preserve"> verificar</w:t>
+            </w:r>
+            <w:r>
+              <w:rPr>
+                <w:lang w:val="pt-BR"/>
+              </w:rPr>
+              <w:t>/alterar</w:t>
+            </w:r>
+            <w:r>
+              <w:rPr>
+                <w:lang w:val="pt-BR"/>
+              </w:rPr>
+              <w:t xml:space="preserve"> insumos críticos &gt; Pedidos </w:t>
+            </w:r>
+            <w:r>
+              <w:rPr>
+                <w:lang w:val="pt-BR"/>
+              </w:rPr>
+              <w:t>&gt; verificar</w:t>
+            </w:r>
+            <w:r>
+              <w:rPr>
+                <w:lang w:val="pt-BR"/>
+              </w:rPr>
+              <w:t>/</w:t>
+            </w:r>
+            <w:r>
+              <w:rPr>
+                <w:lang w:val="pt-BR"/>
+              </w:rPr>
+              <w:t>alterar status.</w:t>
             </w:r>
           </w:p>
         </w:tc>
